--- a/Practicas Preprofesionales/Rubber_Soul/01MerinoEdnanPlanificacionPracticaBORRADOR.docx
+++ b/Practicas Preprofesionales/Rubber_Soul/01MerinoEdnanPlanificacionPracticaBORRADOR.docx
@@ -2525,7 +2525,7 @@
           <w:rFonts w:ascii="Times New Roman" w:hAnsi="Times New Roman"/>
           <w:b/>
           <w:color w:val="000000" w:themeColor="text1"/>
-          <w:sz w:val="18"/>
+          <w:sz w:val="16"/>
           <w:szCs w:val="18"/>
           <w:lang w:val="es-EC"/>
         </w:rPr>
@@ -2555,28 +2555,10 @@
       <w:r>
         <w:rPr>
           <w:rFonts w:ascii="Times New Roman" w:hAnsi="Times New Roman"/>
-          <w:color w:val="000000" w:themeColor="text1"/>
-          <w:sz w:val="18"/>
-          <w:szCs w:val="18"/>
-          <w:lang w:val="es-EC"/>
-        </w:rPr>
-        <w:t>Prototipo de desarrollo y mejora de la plataforma educativa U-LEARNINGCENTER</w:t>
-      </w:r>
-    </w:p>
-    <w:p>
-      <w:pPr>
-        <w:pStyle w:val="Textoindependiente"/>
-        <w:spacing w:line="360" w:lineRule="auto"/>
-        <w:ind w:left="720"/>
-        <w:rPr>
-          <w:rFonts w:ascii="Times New Roman" w:hAnsi="Times New Roman"/>
-          <w:b/>
-          <w:color w:val="000000" w:themeColor="text1"/>
-          <w:sz w:val="18"/>
-          <w:szCs w:val="18"/>
-          <w:lang w:val="es-EC"/>
-        </w:rPr>
-      </w:pPr>
+          <w:sz w:val="20"/>
+        </w:rPr>
+        <w:t>Propuesta de prototipo para plataforma educativa U-LEARNINGCENTER</w:t>
+      </w:r>
     </w:p>
     <w:p>
       <w:pPr>
@@ -2637,6 +2619,8 @@
           <w:lang w:val="es-EC"/>
         </w:rPr>
       </w:pPr>
+      <w:bookmarkStart w:id="0" w:name="_GoBack"/>
+      <w:bookmarkEnd w:id="0"/>
     </w:p>
     <w:p>
       <w:pPr>
@@ -4676,7 +4660,6 @@
                 <w:szCs w:val="20"/>
                 <w:lang w:val="es-EC"/>
               </w:rPr>
-              <w:lastRenderedPageBreak/>
               <w:t>22.</w:t>
             </w:r>
           </w:p>
@@ -4757,6 +4740,7 @@
                 <w:szCs w:val="20"/>
                 <w:lang w:val="es-EC"/>
               </w:rPr>
+              <w:lastRenderedPageBreak/>
               <w:t>23.</w:t>
             </w:r>
           </w:p>
@@ -5472,8 +5456,6 @@
                     </w:rPr>
                     <w:t>Conexión de todos los módulos desarrollados, asegurando consistencia y flujo básico.</w:t>
                   </w:r>
-                  <w:bookmarkStart w:id="0" w:name="_GoBack"/>
-                  <w:bookmarkEnd w:id="0"/>
                 </w:p>
               </w:tc>
             </w:tr>
@@ -7290,7 +7272,6 @@
           <w:u w:val="single"/>
           <w:lang w:val="es-EC"/>
         </w:rPr>
-        <w:lastRenderedPageBreak/>
         <w:t>FIRMAS DE RESPONSABILIDAD</w:t>
       </w:r>
       <w:r>
@@ -9785,7 +9766,7 @@
 </file>
 
 <file path=customXml/itemProps1.xml><?xml version="1.0" encoding="utf-8"?>
-<ds:datastoreItem xmlns:ds="http://schemas.openxmlformats.org/officeDocument/2006/customXml" ds:itemID="{AE86BA7C-45A4-4EA3-9363-53BD4B9CF631}">
+<ds:datastoreItem xmlns:ds="http://schemas.openxmlformats.org/officeDocument/2006/customXml" ds:itemID="{42B247E6-6390-4194-9785-89A97E095FF5}">
   <ds:schemaRefs>
     <ds:schemaRef ds:uri="http://schemas.openxmlformats.org/officeDocument/2006/bibliography"/>
   </ds:schemaRefs>
